--- a/examples/chatgpt-export.docx
+++ b/examples/chatgpt-export.docx
@@ -1,231 +1,315 @@
 
 <file path=word/document.xml><?xml version="1.0" encoding="utf-8"?>
-<w:document xmlns:w="http://schemas.openxmlformats.org/wordprocessingml/2006/main">
+<w:document xmlns:w14="http://schemas.microsoft.com/office/word/2010/wordml" xmlns:w15="http://schemas.microsoft.com/office/word/2012/wordml" xmlns:mc="http://schemas.openxmlformats.org/markup-compatibility/2006" xmlns:w="http://schemas.openxmlformats.org/wordprocessingml/2006/main" mc:Ignorable="w14 w15">
   <w:background w:color="FFFFFF"/>
   <w:body>
     <w:p>
+      <w:r>
+        <w:rPr>
+          <w:sz w:val="32"/>
+          <w:b/>
+          <w:color w:val="000000"/>
+          <mc:AlternateContent>
+            <mc:Choice Requires="w14">
+              <w14:ligatures w14:val="standardContextual"/>
+              <w14:numForm w14:val="oldStyle"/>
+              <w14:numSpacing w14:val="proportional"/>
+              <w14:cntxtAlts/>
+            </mc:Choice>
+          </mc:AlternateContent>
+        </w:rPr>
+        <w:t xml:space="preserve">Contents</w:t>
+      </w:r>
+    </w:p>
+    <w:p>
+      <w:r>
+        <w:fldChar w:fldCharType="begin" w:dirty="true"/>
+      </w:r>
+      <w:r>
+        <w:instrText xml:space="preserve"> TOC \o "1-3" \h \z \u </w:instrText>
+      </w:r>
+      <w:r>
+        <w:fldChar w:fldCharType="separate"/>
+      </w:r>
+      <w:r>
+        <w:t>Table of contents — Word fills this in when the document opens.</w:t>
+      </w:r>
+      <w:r>
+        <w:fldChar w:fldCharType="end"/>
+      </w:r>
+    </w:p>
+    <w:p>
       <w:pPr>
         <w:pStyle w:val="Heading1"/>
       </w:pPr>
       <w:bookmarkStart w:name="H_understanding_gradient_descent" w:id="1"/>
       <w:r>
         <w:rPr>
-          <w14:ligatures xmlns:w14="http://schemas.microsoft.com/office/word/2010/wordml" w14:val="standardContextual"/>
-          <w14:numForm xmlns:w14="http://schemas.microsoft.com/office/word/2010/wordml" w14:val="oldStyle"/>
-          <w14:numSpacing xmlns:w14="http://schemas.microsoft.com/office/word/2010/wordml" w14:val="proportional"/>
-          <w14:cntxtAlts xmlns:w14="http://schemas.microsoft.com/office/word/2010/wordml"/>
+          <mc:AlternateContent>
+            <mc:Choice Requires="w14">
+              <w14:ligatures w14:val="standardContextual"/>
+              <w14:numForm w14:val="oldStyle"/>
+              <w14:numSpacing w14:val="proportional"/>
+              <w14:cntxtAlts/>
+            </mc:Choice>
+          </mc:AlternateContent>
         </w:rPr>
         <w:t xml:space="preserve">Understanding Gradient Descent</w:t>
       </w:r>
       <w:bookmarkEnd w:id="1"/>
     </w:p>
     <w:p>
-      <w:pPr>
-        <w:framePr w:dropCap="drop" w:lines="3" w:wrap="around" w:hAnchor="text" w:vAnchor="text"/>
-        <w:spacing w:after="0" w:line="240" w:lineRule="auto"/>
-      </w:pPr>
-      <w:r>
-        <w:rPr>
-          <w:b/>
-          <w:color w:val="000000"/>
-          <w:sz w:val="96"/>
-          <w:szCs w:val="96"/>
-        </w:rPr>
-        <w:t>G</w:t>
+      <w:r>
+        <w:rPr>
+          <mc:AlternateContent>
+            <mc:Choice Requires="w14">
+              <w14:ligatures w14:val="standardContextual"/>
+              <w14:numForm w14:val="oldStyle"/>
+              <w14:numSpacing w14:val="proportional"/>
+              <w14:cntxtAlts/>
+            </mc:Choice>
+          </mc:AlternateContent>
+        </w:rPr>
+        <w:t xml:space="preserve">Great question! Here's a clear walkthrough of how gradient descent actually works .</w:t>
       </w:r>
     </w:p>
     <w:p>
       <w:r>
         <w:rPr>
-          <w14:ligatures xmlns:w14="http://schemas.microsoft.com/office/word/2010/wordml" w14:val="standardContextual"/>
-          <w14:numForm xmlns:w14="http://schemas.microsoft.com/office/word/2010/wordml" w14:val="oldStyle"/>
-          <w14:numSpacing xmlns:w14="http://schemas.microsoft.com/office/word/2010/wordml" w14:val="proportional"/>
-          <w14:cntxtAlts xmlns:w14="http://schemas.microsoft.com/office/word/2010/wordml"/>
-        </w:rPr>
-        <w:t xml:space="preserve">reat question! Here's a clear walkthrough of how gradient descent actually works 【12†source】.</w:t>
+          <w:b/>
+          <mc:AlternateContent>
+            <mc:Choice Requires="w14">
+              <w14:ligatures w14:val="standardContextual"/>
+              <w14:numForm w14:val="oldStyle"/>
+              <w14:numSpacing w14:val="proportional"/>
+              <w14:cntxtAlts/>
+            </mc:Choice>
+          </mc:AlternateContent>
+        </w:rPr>
+        <w:t xml:space="preserve">The core idea:</w:t>
+      </w:r>
+      <w:r>
+        <w:rPr>
+          <mc:AlternateContent>
+            <mc:Choice Requires="w14">
+              <w14:ligatures w14:val="standardContextual"/>
+              <w14:numForm w14:val="oldStyle"/>
+              <w14:numSpacing w14:val="proportional"/>
+              <w14:cntxtAlts/>
+            </mc:Choice>
+          </mc:AlternateContent>
+        </w:rPr>
+        <w:t xml:space="preserve"> we want to minimise a loss function </w:t>
+      </w:r>
+      <m:oMath xmlns:m="http://schemas.openxmlformats.org/officeDocument/2006/math">
+        <m:r>
+          <m:t xml:space="preserve">L</m:t>
+        </m:r>
+        <m:r>
+          <m:t xml:space="preserve">(</m:t>
+        </m:r>
+        <m:r>
+          <m:t xml:space="preserve">θ</m:t>
+        </m:r>
+        <m:r>
+          <m:t xml:space="preserve">)</m:t>
+        </m:r>
+      </m:oMath>
+      <w:r>
+        <w:rPr>
+          <mc:AlternateContent>
+            <mc:Choice Requires="w14">
+              <w14:ligatures w14:val="standardContextual"/>
+              <w14:numForm w14:val="oldStyle"/>
+              <w14:numSpacing w14:val="proportional"/>
+              <w14:cntxtAlts/>
+            </mc:Choice>
+          </mc:AlternateContent>
+        </w:rPr>
+        <w:t xml:space="preserve"> by repeatedly stepping in the</w:t>
+      </w:r>
+      <w:r>
+        <w:rPr>
+          <mc:AlternateContent>
+            <mc:Choice Requires="w14">
+              <w14:ligatures w14:val="standardContextual"/>
+              <w14:numForm w14:val="oldStyle"/>
+              <w14:numSpacing w14:val="proportional"/>
+              <w14:cntxtAlts/>
+            </mc:Choice>
+          </mc:AlternateContent>
+        </w:rPr>
+        <w:t xml:space="preserve"> </w:t>
+      </w:r>
+      <w:r>
+        <w:rPr>
+          <mc:AlternateContent>
+            <mc:Choice Requires="w14">
+              <w14:ligatures w14:val="standardContextual"/>
+              <w14:numForm w14:val="oldStyle"/>
+              <w14:numSpacing w14:val="proportional"/>
+              <w14:cntxtAlts/>
+            </mc:Choice>
+          </mc:AlternateContent>
+        </w:rPr>
+        <w:t xml:space="preserve">direction that reduces it fastest - the negative gradient. Each update looks like:</w:t>
       </w:r>
     </w:p>
     <w:p>
-      <w:r>
-        <w:rPr>
-          <w:b/>
-          <w14:ligatures xmlns:w14="http://schemas.microsoft.com/office/word/2010/wordml" w14:val="standardContextual"/>
-          <w14:numForm xmlns:w14="http://schemas.microsoft.com/office/word/2010/wordml" w14:val="oldStyle"/>
-          <w14:numSpacing xmlns:w14="http://schemas.microsoft.com/office/word/2010/wordml" w14:val="proportional"/>
-          <w14:cntxtAlts xmlns:w14="http://schemas.microsoft.com/office/word/2010/wordml"/>
-        </w:rPr>
-        <w:t xml:space="preserve">The core idea:</w:t>
-      </w:r>
-      <w:r>
-        <w:rPr>
-          <w14:ligatures xmlns:w14="http://schemas.microsoft.com/office/word/2010/wordml" w14:val="standardContextual"/>
-          <w14:numForm xmlns:w14="http://schemas.microsoft.com/office/word/2010/wordml" w14:val="oldStyle"/>
-          <w14:numSpacing xmlns:w14="http://schemas.microsoft.com/office/word/2010/wordml" w14:val="proportional"/>
-          <w14:cntxtAlts xmlns:w14="http://schemas.microsoft.com/office/word/2010/wordml"/>
-        </w:rPr>
-        <w:t xml:space="preserve"> we want to minimise a loss function </w:t>
-      </w:r>
-      <w:r>
-        <w:rPr>
-          <w14:ligatures xmlns:w14="http://schemas.microsoft.com/office/word/2010/wordml" w14:val="standardContextual"/>
-          <w14:numForm xmlns:w14="http://schemas.microsoft.com/office/word/2010/wordml" w14:val="oldStyle"/>
-          <w14:numSpacing xmlns:w14="http://schemas.microsoft.com/office/word/2010/wordml" w14:val="proportional"/>
-          <w14:cntxtAlts xmlns:w14="http://schemas.microsoft.com/office/word/2010/wordml"/>
-        </w:rPr>
-        <w:t xml:space="preserve">( L(\theta) </w:t>
-      </w:r>
-      <w:r>
-        <w:rPr>
-          <w14:ligatures xmlns:w14="http://schemas.microsoft.com/office/word/2010/wordml" w14:val="standardContextual"/>
-          <w14:numForm xmlns:w14="http://schemas.microsoft.com/office/word/2010/wordml" w14:val="oldStyle"/>
-          <w14:numSpacing xmlns:w14="http://schemas.microsoft.com/office/word/2010/wordml" w14:val="proportional"/>
-          <w14:cntxtAlts xmlns:w14="http://schemas.microsoft.com/office/word/2010/wordml"/>
-        </w:rPr>
-        <w:t xml:space="preserve">) by repeatedly stepping in the</w:t>
-      </w:r>
-      <w:r>
-        <w:rPr>
-          <w14:ligatures xmlns:w14="http://schemas.microsoft.com/office/word/2010/wordml" w14:val="standardContextual"/>
-          <w14:numForm xmlns:w14="http://schemas.microsoft.com/office/word/2010/wordml" w14:val="oldStyle"/>
-          <w14:numSpacing xmlns:w14="http://schemas.microsoft.com/office/word/2010/wordml" w14:val="proportional"/>
-          <w14:cntxtAlts xmlns:w14="http://schemas.microsoft.com/office/word/2010/wordml"/>
-        </w:rPr>
-        <w:t xml:space="preserve"> </w:t>
-      </w:r>
-      <w:r>
-        <w:rPr>
-          <w14:ligatures xmlns:w14="http://schemas.microsoft.com/office/word/2010/wordml" w14:val="standardContextual"/>
-          <w14:numForm xmlns:w14="http://schemas.microsoft.com/office/word/2010/wordml" w14:val="oldStyle"/>
-          <w14:numSpacing xmlns:w14="http://schemas.microsoft.com/office/word/2010/wordml" w14:val="proportional"/>
-          <w14:cntxtAlts xmlns:w14="http://schemas.microsoft.com/office/word/2010/wordml"/>
-        </w:rPr>
-        <w:t xml:space="preserve">direction that reduces it fastest — the negative gradient. Each update looks like:</w:t>
-      </w:r>
+      <w:pPr>
+        <w:spacing w:before="120" w:after="120"/>
+        <w:jc w:val="center"/>
+      </w:pPr>
+      <m:oMath xmlns:m="http://schemas.openxmlformats.org/officeDocument/2006/math">
+        <m:sSub>
+          <m:e>
+            <m:r>
+              <m:t xml:space="preserve">θ</m:t>
+            </m:r>
+          </m:e>
+          <m:sub>
+            <m:r>
+              <m:t xml:space="preserve">t</m:t>
+            </m:r>
+            <m:r>
+              <m:t xml:space="preserve">+</m:t>
+            </m:r>
+            <m:r>
+              <m:t xml:space="preserve">1</m:t>
+            </m:r>
+          </m:sub>
+        </m:sSub>
+        <m:r>
+          <m:t xml:space="preserve">=</m:t>
+        </m:r>
+        <m:sSub>
+          <m:e>
+            <m:r>
+              <m:t xml:space="preserve">θ</m:t>
+            </m:r>
+          </m:e>
+          <m:sub>
+            <m:r>
+              <m:t xml:space="preserve">t</m:t>
+            </m:r>
+          </m:sub>
+        </m:sSub>
+        <m:r>
+          <m:t xml:space="preserve">-</m:t>
+        </m:r>
+        <m:r>
+          <m:t xml:space="preserve">η</m:t>
+        </m:r>
+        <m:sSub>
+          <m:e>
+            <m:r>
+              <m:t xml:space="preserve">∇</m:t>
+            </m:r>
+          </m:e>
+          <m:sub>
+            <m:r>
+              <m:t xml:space="preserve">θ</m:t>
+            </m:r>
+          </m:sub>
+        </m:sSub>
+        <m:r>
+          <m:t xml:space="preserve">L</m:t>
+        </m:r>
+        <m:r>
+          <m:t xml:space="preserve">(</m:t>
+        </m:r>
+        <m:sSub>
+          <m:e>
+            <m:r>
+              <m:t xml:space="preserve">θ</m:t>
+            </m:r>
+          </m:e>
+          <m:sub>
+            <m:r>
+              <m:t xml:space="preserve">t</m:t>
+            </m:r>
+          </m:sub>
+        </m:sSub>
+        <m:r>
+          <m:t xml:space="preserve">)</m:t>
+        </m:r>
+      </m:oMath>
     </w:p>
     <w:p>
       <w:r>
         <w:rPr>
-          <w14:ligatures xmlns:w14="http://schemas.microsoft.com/office/word/2010/wordml" w14:val="standardContextual"/>
-          <w14:numForm xmlns:w14="http://schemas.microsoft.com/office/word/2010/wordml" w14:val="oldStyle"/>
-          <w14:numSpacing xmlns:w14="http://schemas.microsoft.com/office/word/2010/wordml" w14:val="proportional"/>
-          <w14:cntxtAlts xmlns:w14="http://schemas.microsoft.com/office/word/2010/wordml"/>
-        </w:rPr>
-        <w:t xml:space="preserve">[ \theta</w:t>
-      </w:r>
-      <w:r>
-        <w:rPr>
-          <w14:ligatures xmlns:w14="http://schemas.microsoft.com/office/word/2010/wordml" w14:val="standardContextual"/>
-          <w14:numForm xmlns:w14="http://schemas.microsoft.com/office/word/2010/wordml" w14:val="oldStyle"/>
-          <w14:numSpacing xmlns:w14="http://schemas.microsoft.com/office/word/2010/wordml" w14:val="proportional"/>
-          <w14:cntxtAlts xmlns:w14="http://schemas.microsoft.com/office/word/2010/wordml"/>
-        </w:rPr>
-        <w:t xml:space="preserve">_</w:t>
-      </w:r>
-      <w:r>
-        <w:rPr>
-          <w14:ligatures xmlns:w14="http://schemas.microsoft.com/office/word/2010/wordml" w14:val="standardContextual"/>
-          <w14:numForm xmlns:w14="http://schemas.microsoft.com/office/word/2010/wordml" w14:val="oldStyle"/>
-          <w14:numSpacing xmlns:w14="http://schemas.microsoft.com/office/word/2010/wordml" w14:val="proportional"/>
-          <w14:cntxtAlts xmlns:w14="http://schemas.microsoft.com/office/word/2010/wordml"/>
-        </w:rPr>
-        <w:t xml:space="preserve">{t+1} = \theta_t - \eta </w:t>
-      </w:r>
-      <w:r>
-        <w:rPr>
-          <w14:ligatures xmlns:w14="http://schemas.microsoft.com/office/word/2010/wordml" w14:val="standardContextual"/>
-          <w14:numForm xmlns:w14="http://schemas.microsoft.com/office/word/2010/wordml" w14:val="oldStyle"/>
-          <w14:numSpacing xmlns:w14="http://schemas.microsoft.com/office/word/2010/wordml" w14:val="proportional"/>
-          <w14:cntxtAlts xmlns:w14="http://schemas.microsoft.com/office/word/2010/wordml"/>
-        </w:rPr>
-        <w:t xml:space="preserve">, \nabla</w:t>
-      </w:r>
-      <w:r>
-        <w:rPr>
-          <w14:ligatures xmlns:w14="http://schemas.microsoft.com/office/word/2010/wordml" w14:val="standardContextual"/>
-          <w14:numForm xmlns:w14="http://schemas.microsoft.com/office/word/2010/wordml" w14:val="oldStyle"/>
-          <w14:numSpacing xmlns:w14="http://schemas.microsoft.com/office/word/2010/wordml" w14:val="proportional"/>
-          <w14:cntxtAlts xmlns:w14="http://schemas.microsoft.com/office/word/2010/wordml"/>
-        </w:rPr>
-        <w:t xml:space="preserve">_</w:t>
-      </w:r>
-      <w:r>
-        <w:rPr>
-          <w14:ligatures xmlns:w14="http://schemas.microsoft.com/office/word/2010/wordml" w14:val="standardContextual"/>
-          <w14:numForm xmlns:w14="http://schemas.microsoft.com/office/word/2010/wordml" w14:val="oldStyle"/>
-          <w14:numSpacing xmlns:w14="http://schemas.microsoft.com/office/word/2010/wordml" w14:val="proportional"/>
-          <w14:cntxtAlts xmlns:w14="http://schemas.microsoft.com/office/word/2010/wordml"/>
-        </w:rPr>
-        <w:t xml:space="preserve">\theta L(\theta_t) </w:t>
-      </w:r>
-      <w:r>
-        <w:rPr>
-          <w14:ligatures xmlns:w14="http://schemas.microsoft.com/office/word/2010/wordml" w14:val="standardContextual"/>
-          <w14:numForm xmlns:w14="http://schemas.microsoft.com/office/word/2010/wordml" w14:val="oldStyle"/>
-          <w14:numSpacing xmlns:w14="http://schemas.microsoft.com/office/word/2010/wordml" w14:val="proportional"/>
-          <w14:cntxtAlts xmlns:w14="http://schemas.microsoft.com/office/word/2010/wordml"/>
-        </w:rPr>
-        <w:t xml:space="preserve">]</w:t>
+          <mc:AlternateContent>
+            <mc:Choice Requires="w14">
+              <w14:ligatures w14:val="standardContextual"/>
+              <w14:numForm w14:val="oldStyle"/>
+              <w14:numSpacing w14:val="proportional"/>
+              <w14:cntxtAlts/>
+            </mc:Choice>
+          </mc:AlternateContent>
+        </w:rPr>
+        <w:t xml:space="preserve">where </w:t>
+      </w:r>
+      <m:oMath xmlns:m="http://schemas.openxmlformats.org/officeDocument/2006/math">
+        <m:r>
+          <m:t xml:space="preserve">η</m:t>
+        </m:r>
+      </m:oMath>
+      <w:r>
+        <w:rPr>
+          <mc:AlternateContent>
+            <mc:Choice Requires="w14">
+              <w14:ligatures w14:val="standardContextual"/>
+              <w14:numForm w14:val="oldStyle"/>
+              <w14:numSpacing w14:val="proportional"/>
+              <w14:cntxtAlts/>
+            </mc:Choice>
+          </mc:AlternateContent>
+        </w:rPr>
+        <w:t xml:space="preserve"> is the </w:t>
+      </w:r>
+      <w:r>
+        <w:rPr>
+          <w:b/>
+          <mc:AlternateContent>
+            <mc:Choice Requires="w14">
+              <w14:ligatures w14:val="standardContextual"/>
+              <w14:numForm w14:val="oldStyle"/>
+              <w14:numSpacing w14:val="proportional"/>
+              <w14:cntxtAlts/>
+            </mc:Choice>
+          </mc:AlternateContent>
+        </w:rPr>
+        <w:t xml:space="preserve">learning rate</w:t>
+      </w:r>
+      <w:r>
+        <w:rPr>
+          <mc:AlternateContent>
+            <mc:Choice Requires="w14">
+              <w14:ligatures w14:val="standardContextual"/>
+              <w14:numForm w14:val="oldStyle"/>
+              <w14:numSpacing w14:val="proportional"/>
+              <w14:cntxtAlts/>
+            </mc:Choice>
+          </mc:AlternateContent>
+        </w:rPr>
+        <w:t xml:space="preserve">.</w:t>
       </w:r>
     </w:p>
     <w:p>
-      <w:r>
-        <w:rPr>
-          <w14:ligatures xmlns:w14="http://schemas.microsoft.com/office/word/2010/wordml" w14:val="standardContextual"/>
-          <w14:numForm xmlns:w14="http://schemas.microsoft.com/office/word/2010/wordml" w14:val="oldStyle"/>
-          <w14:numSpacing xmlns:w14="http://schemas.microsoft.com/office/word/2010/wordml" w14:val="proportional"/>
-          <w14:cntxtAlts xmlns:w14="http://schemas.microsoft.com/office/word/2010/wordml"/>
-        </w:rPr>
-        <w:t xml:space="preserve">where </w:t>
-      </w:r>
-      <w:r>
-        <w:rPr>
-          <w14:ligatures xmlns:w14="http://schemas.microsoft.com/office/word/2010/wordml" w14:val="standardContextual"/>
-          <w14:numForm xmlns:w14="http://schemas.microsoft.com/office/word/2010/wordml" w14:val="oldStyle"/>
-          <w14:numSpacing xmlns:w14="http://schemas.microsoft.com/office/word/2010/wordml" w14:val="proportional"/>
-          <w14:cntxtAlts xmlns:w14="http://schemas.microsoft.com/office/word/2010/wordml"/>
-        </w:rPr>
-        <w:t xml:space="preserve">( \eta </w:t>
-      </w:r>
-      <w:r>
-        <w:rPr>
-          <w14:ligatures xmlns:w14="http://schemas.microsoft.com/office/word/2010/wordml" w14:val="standardContextual"/>
-          <w14:numForm xmlns:w14="http://schemas.microsoft.com/office/word/2010/wordml" w14:val="oldStyle"/>
-          <w14:numSpacing xmlns:w14="http://schemas.microsoft.com/office/word/2010/wordml" w14:val="proportional"/>
-          <w14:cntxtAlts xmlns:w14="http://schemas.microsoft.com/office/word/2010/wordml"/>
-        </w:rPr>
-        <w:t xml:space="preserve">) is the </w:t>
-      </w:r>
-      <w:r>
-        <w:rPr>
-          <w:b/>
-          <w14:ligatures xmlns:w14="http://schemas.microsoft.com/office/word/2010/wordml" w14:val="standardContextual"/>
-          <w14:numForm xmlns:w14="http://schemas.microsoft.com/office/word/2010/wordml" w14:val="oldStyle"/>
-          <w14:numSpacing xmlns:w14="http://schemas.microsoft.com/office/word/2010/wordml" w14:val="proportional"/>
-          <w14:cntxtAlts xmlns:w14="http://schemas.microsoft.com/office/word/2010/wordml"/>
-        </w:rPr>
-        <w:t xml:space="preserve">learning rate</w:t>
-      </w:r>
-      <w:r>
-        <w:rPr>
-          <w14:ligatures xmlns:w14="http://schemas.microsoft.com/office/word/2010/wordml" w14:val="standardContextual"/>
-          <w14:numForm xmlns:w14="http://schemas.microsoft.com/office/word/2010/wordml" w14:val="oldStyle"/>
-          <w14:numSpacing xmlns:w14="http://schemas.microsoft.com/office/word/2010/wordml" w14:val="proportional"/>
-          <w14:cntxtAlts xmlns:w14="http://schemas.microsoft.com/office/word/2010/wordml"/>
-        </w:rPr>
-        <w:t xml:space="preserve">.</w:t>
-      </w:r>
-    </w:p>
-    <w:p>
       <w:pPr>
         <w:pStyle w:val="Heading2"/>
       </w:pPr>
       <w:bookmarkStart w:name="H_a_minimal_implementation" w:id="2"/>
       <w:r>
         <w:rPr>
-          <w14:ligatures xmlns:w14="http://schemas.microsoft.com/office/word/2010/wordml" w14:val="standardContextual"/>
-          <w14:numForm xmlns:w14="http://schemas.microsoft.com/office/word/2010/wordml" w14:val="oldStyle"/>
-          <w14:numSpacing xmlns:w14="http://schemas.microsoft.com/office/word/2010/wordml" w14:val="proportional"/>
-          <w14:cntxtAlts xmlns:w14="http://schemas.microsoft.com/office/word/2010/wordml"/>
+          <mc:AlternateContent>
+            <mc:Choice Requires="w14">
+              <w14:ligatures w14:val="standardContextual"/>
+              <w14:numForm w14:val="oldStyle"/>
+              <w14:numSpacing w14:val="proportional"/>
+              <w14:cntxtAlts/>
+            </mc:Choice>
+          </mc:AlternateContent>
         </w:rPr>
         <w:t xml:space="preserve">A minimal implementation</w:t>
       </w:r>
@@ -233,6 +317,7 @@
     </w:p>
     <w:p>
       <w:pPr>
+        <w:pStyle w:val="MSCode_python"/>
         <w:keepLines/>
         <w:pBdr>
           <w:top w:val="single" w:color="D1D5DA" w:sz="4" w:space="4"/>
@@ -241,90 +326,210 @@
           <w:right w:val="single" w:color="D1D5DA" w:sz="4" w:space="4"/>
         </w:pBdr>
         <w:shd w:val="clear" w:color="auto" w:fill="F6F8FA"/>
-      </w:pPr>
-      <w:r>
-        <w:rPr>
-          <w:rFonts w:ascii="Consolas" w:hAnsi="Consolas"/>
-          <w:color w:val="1B1F23"/>
-          <w:sz w:val="20"/>
-          <w:bdr w:val="single" w:color="auto" w:sz="4" w:space="1"/>
-          <w:shd w:val="clear" w:color="auto" w:fill="auto"/>
-        </w:rPr>
-        <w:t xml:space="preserve">import numpy as np</w:t>
-      </w:r>
-      <w:r>
+        <w:wordWrap w:val="false"/>
+      </w:pPr>
+      <w:r>
+        <w:rPr>
+          <w:rFonts w:ascii="Consolas" w:hAnsi="Consolas"/>
+          <w:b/>
+          <w:noProof/>
+          <w:color w:val="0550AE"/>
+        </w:rPr>
+        <w:t xml:space="preserve">import</w:t>
+      </w:r>
+      <w:r>
+        <w:rPr>
+          <w:rFonts w:ascii="Consolas" w:hAnsi="Consolas"/>
+          <w:noProof/>
+          <w:color w:val="24292F"/>
+        </w:rPr>
+        <w:t xml:space="preserve"> numpy </w:t>
+      </w:r>
+      <w:r>
+        <w:rPr>
+          <w:rFonts w:ascii="Consolas" w:hAnsi="Consolas"/>
+          <w:b/>
+          <w:noProof/>
+          <w:color w:val="0550AE"/>
+        </w:rPr>
+        <w:t xml:space="preserve">as</w:t>
+      </w:r>
+      <w:r>
+        <w:rPr>
+          <w:rFonts w:ascii="Consolas" w:hAnsi="Consolas"/>
+          <w:noProof/>
+          <w:color w:val="24292F"/>
+        </w:rPr>
+        <w:t xml:space="preserve"> np</w:t>
         <w:br/>
-      </w:r>
-      <w:r>
-        <w:rPr>
-          <w:rFonts w:ascii="Consolas" w:hAnsi="Consolas"/>
-          <w:color w:val="1B1F23"/>
-          <w:sz w:val="20"/>
-          <w:bdr w:val="single" w:color="auto" w:sz="4" w:space="1"/>
-          <w:shd w:val="clear" w:color="auto" w:fill="auto"/>
-        </w:rPr>
-        <w:t xml:space="preserve"/>
-      </w:r>
-      <w:r>
         <w:br/>
       </w:r>
       <w:r>
         <w:rPr>
           <w:rFonts w:ascii="Consolas" w:hAnsi="Consolas"/>
-          <w:color w:val="1B1F23"/>
-          <w:sz w:val="20"/>
-          <w:bdr w:val="single" w:color="auto" w:sz="4" w:space="1"/>
-          <w:shd w:val="clear" w:color="auto" w:fill="auto"/>
-        </w:rPr>
-        <w:t xml:space="preserve">def gradient_descent(grad, theta, lr=0.1, steps=100):</w:t>
-      </w:r>
-      <w:r>
+          <w:b/>
+          <w:noProof/>
+          <w:color w:val="0550AE"/>
+        </w:rPr>
+        <w:t xml:space="preserve">def</w:t>
+      </w:r>
+      <w:r>
+        <w:rPr>
+          <w:rFonts w:ascii="Consolas" w:hAnsi="Consolas"/>
+          <w:noProof/>
+          <w:color w:val="24292F"/>
+        </w:rPr>
+        <w:t xml:space="preserve"> </w:t>
+      </w:r>
+      <w:r>
+        <w:rPr>
+          <w:rFonts w:ascii="Consolas" w:hAnsi="Consolas"/>
+          <w:noProof/>
+          <w:color w:val="8250DF"/>
+        </w:rPr>
+        <w:t xml:space="preserve">gradient_descent</w:t>
+      </w:r>
+      <w:r>
+        <w:rPr>
+          <w:rFonts w:ascii="Consolas" w:hAnsi="Consolas"/>
+          <w:noProof/>
+          <w:color w:val="24292F"/>
+        </w:rPr>
+        <w:t xml:space="preserve">(grad, theta, lr=</w:t>
+      </w:r>
+      <w:r>
+        <w:rPr>
+          <w:rFonts w:ascii="Consolas" w:hAnsi="Consolas"/>
+          <w:noProof/>
+          <w:color w:val="0550AE"/>
+        </w:rPr>
+        <w:t xml:space="preserve">0.1</w:t>
+      </w:r>
+      <w:r>
+        <w:rPr>
+          <w:rFonts w:ascii="Consolas" w:hAnsi="Consolas"/>
+          <w:noProof/>
+          <w:color w:val="24292F"/>
+        </w:rPr>
+        <w:t xml:space="preserve">, steps=</w:t>
+      </w:r>
+      <w:r>
+        <w:rPr>
+          <w:rFonts w:ascii="Consolas" w:hAnsi="Consolas"/>
+          <w:noProof/>
+          <w:color w:val="0550AE"/>
+        </w:rPr>
+        <w:t xml:space="preserve">100</w:t>
+      </w:r>
+      <w:r>
+        <w:rPr>
+          <w:rFonts w:ascii="Consolas" w:hAnsi="Consolas"/>
+          <w:noProof/>
+          <w:color w:val="24292F"/>
+        </w:rPr>
+        <w:t xml:space="preserve">):</w:t>
         <w:br/>
-      </w:r>
-      <w:r>
-        <w:rPr>
-          <w:rFonts w:ascii="Consolas" w:hAnsi="Consolas"/>
-          <w:color w:val="1B1F23"/>
-          <w:sz w:val="20"/>
-          <w:bdr w:val="single" w:color="auto" w:sz="4" w:space="1"/>
-          <w:shd w:val="clear" w:color="auto" w:fill="auto"/>
-        </w:rPr>
-        <w:t xml:space="preserve">    for _ in range(steps):</w:t>
-      </w:r>
-      <w:r>
+        <w:t xml:space="preserve">    </w:t>
+      </w:r>
+      <w:r>
+        <w:rPr>
+          <w:rFonts w:ascii="Consolas" w:hAnsi="Consolas"/>
+          <w:b/>
+          <w:noProof/>
+          <w:color w:val="0550AE"/>
+        </w:rPr>
+        <w:t xml:space="preserve">for</w:t>
+      </w:r>
+      <w:r>
+        <w:rPr>
+          <w:rFonts w:ascii="Consolas" w:hAnsi="Consolas"/>
+          <w:noProof/>
+          <w:color w:val="24292F"/>
+        </w:rPr>
+        <w:t xml:space="preserve"> _ </w:t>
+      </w:r>
+      <w:r>
+        <w:rPr>
+          <w:rFonts w:ascii="Consolas" w:hAnsi="Consolas"/>
+          <w:b/>
+          <w:noProof/>
+          <w:color w:val="0550AE"/>
+        </w:rPr>
+        <w:t xml:space="preserve">in</w:t>
+      </w:r>
+      <w:r>
+        <w:rPr>
+          <w:rFonts w:ascii="Consolas" w:hAnsi="Consolas"/>
+          <w:noProof/>
+          <w:color w:val="24292F"/>
+        </w:rPr>
+        <w:t xml:space="preserve"> </w:t>
+      </w:r>
+      <w:r>
+        <w:rPr>
+          <w:rFonts w:ascii="Consolas" w:hAnsi="Consolas"/>
+          <w:noProof/>
+          <w:color w:val="116329"/>
+        </w:rPr>
+        <w:t xml:space="preserve">range</w:t>
+      </w:r>
+      <w:r>
+        <w:rPr>
+          <w:rFonts w:ascii="Consolas" w:hAnsi="Consolas"/>
+          <w:noProof/>
+          <w:color w:val="24292F"/>
+        </w:rPr>
+        <w:t xml:space="preserve">(steps):</w:t>
         <w:br/>
-      </w:r>
-      <w:r>
-        <w:rPr>
-          <w:rFonts w:ascii="Consolas" w:hAnsi="Consolas"/>
-          <w:color w:val="1B1F23"/>
-          <w:sz w:val="20"/>
-          <w:bdr w:val="single" w:color="auto" w:sz="4" w:space="1"/>
-          <w:shd w:val="clear" w:color="auto" w:fill="auto"/>
-        </w:rPr>
-        <w:t xml:space="preserve">        theta = theta - lr * grad(theta)</w:t>
-      </w:r>
-      <w:r>
+        <w:t xml:space="preserve">        theta = theta - lr * </w:t>
+      </w:r>
+      <w:r>
+        <w:rPr>
+          <w:rFonts w:ascii="Consolas" w:hAnsi="Consolas"/>
+          <w:noProof/>
+          <w:color w:val="8250DF"/>
+        </w:rPr>
+        <w:t xml:space="preserve">grad</w:t>
+      </w:r>
+      <w:r>
+        <w:rPr>
+          <w:rFonts w:ascii="Consolas" w:hAnsi="Consolas"/>
+          <w:noProof/>
+          <w:color w:val="24292F"/>
+        </w:rPr>
+        <w:t xml:space="preserve">(theta)</w:t>
         <w:br/>
-      </w:r>
-      <w:r>
-        <w:rPr>
-          <w:rFonts w:ascii="Consolas" w:hAnsi="Consolas"/>
-          <w:color w:val="1B1F23"/>
-          <w:sz w:val="20"/>
-          <w:bdr w:val="single" w:color="auto" w:sz="4" w:space="1"/>
-          <w:shd w:val="clear" w:color="auto" w:fill="auto"/>
-        </w:rPr>
-        <w:t xml:space="preserve">    return theta</w:t>
+        <w:t xml:space="preserve">    </w:t>
+      </w:r>
+      <w:r>
+        <w:rPr>
+          <w:rFonts w:ascii="Consolas" w:hAnsi="Consolas"/>
+          <w:b/>
+          <w:noProof/>
+          <w:color w:val="0550AE"/>
+        </w:rPr>
+        <w:t xml:space="preserve">return</w:t>
+      </w:r>
+      <w:r>
+        <w:rPr>
+          <w:rFonts w:ascii="Consolas" w:hAnsi="Consolas"/>
+          <w:noProof/>
+          <w:color w:val="24292F"/>
+        </w:rPr>
+        <w:t xml:space="preserve"> theta</w:t>
       </w:r>
     </w:p>
     <w:p>
       <w:r>
         <w:rPr>
-          <w14:ligatures xmlns:w14="http://schemas.microsoft.com/office/word/2010/wordml" w14:val="standardContextual"/>
-          <w14:numForm xmlns:w14="http://schemas.microsoft.com/office/word/2010/wordml" w14:val="oldStyle"/>
-          <w14:numSpacing xmlns:w14="http://schemas.microsoft.com/office/word/2010/wordml" w14:val="proportional"/>
-          <w14:cntxtAlts xmlns:w14="http://schemas.microsoft.com/office/word/2010/wordml"/>
+          <mc:AlternateContent>
+            <mc:Choice Requires="w14">
+              <w14:ligatures w14:val="standardContextual"/>
+              <w14:numForm w14:val="oldStyle"/>
+              <w14:numSpacing w14:val="proportional"/>
+              <w14:cntxtAlts/>
+            </mc:Choice>
+          </mc:AlternateContent>
         </w:rPr>
         <w:t xml:space="preserve">Copy code</w:t>
       </w:r>
@@ -333,15 +538,19 @@
       <w:pPr>
         <w:pStyle w:val="Heading2"/>
       </w:pPr>
-      <w:bookmarkStart w:name="H_choosing_the_learning_rate_3sourc" w:id="3"/>
-      <w:r>
-        <w:rPr>
-          <w14:ligatures xmlns:w14="http://schemas.microsoft.com/office/word/2010/wordml" w14:val="standardContextual"/>
-          <w14:numForm xmlns:w14="http://schemas.microsoft.com/office/word/2010/wordml" w14:val="oldStyle"/>
-          <w14:numSpacing xmlns:w14="http://schemas.microsoft.com/office/word/2010/wordml" w14:val="proportional"/>
-          <w14:cntxtAlts xmlns:w14="http://schemas.microsoft.com/office/word/2010/wordml"/>
-        </w:rPr>
-        <w:t xml:space="preserve">Choosing the learning rate 【3†source】</w:t>
+      <w:bookmarkStart w:name="H_choosing_the_learning_rate" w:id="3"/>
+      <w:r>
+        <w:rPr>
+          <mc:AlternateContent>
+            <mc:Choice Requires="w14">
+              <w14:ligatures w14:val="standardContextual"/>
+              <w14:numForm w14:val="oldStyle"/>
+              <w14:numSpacing w14:val="proportional"/>
+              <w14:cntxtAlts/>
+            </mc:Choice>
+          </mc:AlternateContent>
+        </w:rPr>
+        <w:t xml:space="preserve">Choosing the learning rate</w:t>
       </w:r>
       <w:bookmarkEnd w:id="3"/>
     </w:p>
@@ -355,31 +564,70 @@
       </w:pPr>
       <w:r>
         <w:rPr>
-          <w14:ligatures xmlns:w14="http://schemas.microsoft.com/office/word/2010/wordml" w14:val="standardContextual"/>
-          <w14:numForm xmlns:w14="http://schemas.microsoft.com/office/word/2010/wordml" w14:val="oldStyle"/>
-          <w14:numSpacing xmlns:w14="http://schemas.microsoft.com/office/word/2010/wordml" w14:val="proportional"/>
-          <w14:cntxtAlts xmlns:w14="http://schemas.microsoft.com/office/word/2010/wordml"/>
+          <mc:AlternateContent>
+            <mc:Choice Requires="w14">
+              <w14:ligatures w14:val="standardContextual"/>
+              <w14:numForm w14:val="oldStyle"/>
+              <w14:numSpacing w14:val="proportional"/>
+              <w14:cntxtAlts/>
+            </mc:Choice>
+          </mc:AlternateContent>
         </w:rPr>
         <w:t xml:space="preserve">Too </w:t>
       </w:r>
       <w:r>
         <w:rPr>
           <w:b/>
-          <w14:ligatures xmlns:w14="http://schemas.microsoft.com/office/word/2010/wordml" w14:val="standardContextual"/>
-          <w14:numForm xmlns:w14="http://schemas.microsoft.com/office/word/2010/wordml" w14:val="oldStyle"/>
-          <w14:numSpacing xmlns:w14="http://schemas.microsoft.com/office/word/2010/wordml" w14:val="proportional"/>
-          <w14:cntxtAlts xmlns:w14="http://schemas.microsoft.com/office/word/2010/wordml"/>
+          <mc:AlternateContent>
+            <mc:Choice Requires="w14">
+              <w14:ligatures w14:val="standardContextual"/>
+              <w14:numForm w14:val="oldStyle"/>
+              <w14:numSpacing w14:val="proportional"/>
+              <w14:cntxtAlts/>
+            </mc:Choice>
+          </mc:AlternateContent>
         </w:rPr>
         <w:t xml:space="preserve">small</w:t>
       </w:r>
       <w:r>
         <w:rPr>
-          <w14:ligatures xmlns:w14="http://schemas.microsoft.com/office/word/2010/wordml" w14:val="standardContextual"/>
-          <w14:numForm xmlns:w14="http://schemas.microsoft.com/office/word/2010/wordml" w14:val="oldStyle"/>
-          <w14:numSpacing xmlns:w14="http://schemas.microsoft.com/office/word/2010/wordml" w14:val="proportional"/>
-          <w14:cntxtAlts xmlns:w14="http://schemas.microsoft.com/office/word/2010/wordml"/>
-        </w:rPr>
-        <w:t xml:space="preserve"> → training crawls and may never converge in reasonable time</w:t>
+          <mc:AlternateContent>
+            <mc:Choice Requires="w14">
+              <w14:ligatures w14:val="standardContextual"/>
+              <w14:numForm w14:val="oldStyle"/>
+              <w14:numSpacing w14:val="proportional"/>
+              <w14:cntxtAlts/>
+            </mc:Choice>
+          </mc:AlternateContent>
+        </w:rPr>
+        <w:t xml:space="preserve"> </w:t>
+      </w:r>
+      <w:r>
+        <w:rPr>
+          <w:rFonts w:ascii="Segoe UI Emoji" w:hAnsi="Segoe UI Emoji" w:eastAsia="Segoe UI Emoji" w:cs="Segoe UI Emoji"/>
+          <mc:AlternateContent>
+            <mc:Choice Requires="w14">
+              <w14:ligatures w14:val="standardContextual"/>
+              <w14:numForm w14:val="oldStyle"/>
+              <w14:numSpacing w14:val="proportional"/>
+              <w14:cntxtAlts/>
+            </mc:Choice>
+          </mc:AlternateContent>
+        </w:rPr>
+        <w:t xml:space="preserve">→</w:t>
+      </w:r>
+      <w:r>
+        <w:rPr>
+          <mc:AlternateContent>
+            <mc:Choice Requires="w14">
+              <w14:ligatures w14:val="standardContextual"/>
+              <w14:numForm w14:val="oldStyle"/>
+              <w14:numSpacing w14:val="proportional"/>
+              <w14:cntxtAlts/>
+            </mc:Choice>
+          </mc:AlternateContent>
+        </w:rPr>
+        <w:t xml:space="preserve"> training crawls and may never converge in reasonable time</w:t>
       </w:r>
     </w:p>
     <w:p>
@@ -392,49 +640,70 @@
       </w:pPr>
       <w:r>
         <w:rPr>
-          <w14:ligatures xmlns:w14="http://schemas.microsoft.com/office/word/2010/wordml" w14:val="standardContextual"/>
-          <w14:numForm xmlns:w14="http://schemas.microsoft.com/office/word/2010/wordml" w14:val="oldStyle"/>
-          <w14:numSpacing xmlns:w14="http://schemas.microsoft.com/office/word/2010/wordml" w14:val="proportional"/>
-          <w14:cntxtAlts xmlns:w14="http://schemas.microsoft.com/office/word/2010/wordml"/>
+          <mc:AlternateContent>
+            <mc:Choice Requires="w14">
+              <w14:ligatures w14:val="standardContextual"/>
+              <w14:numForm w14:val="oldStyle"/>
+              <w14:numSpacing w14:val="proportional"/>
+              <w14:cntxtAlts/>
+            </mc:Choice>
+          </mc:AlternateContent>
         </w:rPr>
         <w:t xml:space="preserve">Too </w:t>
       </w:r>
       <w:r>
         <w:rPr>
           <w:b/>
-          <w14:ligatures xmlns:w14="http://schemas.microsoft.com/office/word/2010/wordml" w14:val="standardContextual"/>
-          <w14:numForm xmlns:w14="http://schemas.microsoft.com/office/word/2010/wordml" w14:val="oldStyle"/>
-          <w14:numSpacing xmlns:w14="http://schemas.microsoft.com/office/word/2010/wordml" w14:val="proportional"/>
-          <w14:cntxtAlts xmlns:w14="http://schemas.microsoft.com/office/word/2010/wordml"/>
+          <mc:AlternateContent>
+            <mc:Choice Requires="w14">
+              <w14:ligatures w14:val="standardContextual"/>
+              <w14:numForm w14:val="oldStyle"/>
+              <w14:numSpacing w14:val="proportional"/>
+              <w14:cntxtAlts/>
+            </mc:Choice>
+          </mc:AlternateContent>
         </w:rPr>
         <w:t xml:space="preserve">large</w:t>
       </w:r>
       <w:r>
         <w:rPr>
-          <w14:ligatures xmlns:w14="http://schemas.microsoft.com/office/word/2010/wordml" w14:val="standardContextual"/>
-          <w14:numForm xmlns:w14="http://schemas.microsoft.com/office/word/2010/wordml" w14:val="oldStyle"/>
-          <w14:numSpacing xmlns:w14="http://schemas.microsoft.com/office/word/2010/wordml" w14:val="proportional"/>
-          <w14:cntxtAlts xmlns:w14="http://schemas.microsoft.com/office/word/2010/wordml"/>
-        </w:rPr>
-        <w:t xml:space="preserve"> → the loss oscillates or diverges entirely :contentReference</w:t>
-      </w:r>
-      <w:r>
-        <w:rPr>
-          <w14:ligatures xmlns:w14="http://schemas.microsoft.com/office/word/2010/wordml" w14:val="standardContextual"/>
-          <w14:numForm xmlns:w14="http://schemas.microsoft.com/office/word/2010/wordml" w14:val="oldStyle"/>
-          <w14:numSpacing xmlns:w14="http://schemas.microsoft.com/office/word/2010/wordml" w14:val="proportional"/>
-          <w14:cntxtAlts xmlns:w14="http://schemas.microsoft.com/office/word/2010/wordml"/>
-        </w:rPr>
-        <w:t xml:space="preserve">[</w:t>
-      </w:r>
-      <w:r>
-        <w:rPr>
-          <w14:ligatures xmlns:w14="http://schemas.microsoft.com/office/word/2010/wordml" w14:val="standardContextual"/>
-          <w14:numForm xmlns:w14="http://schemas.microsoft.com/office/word/2010/wordml" w14:val="oldStyle"/>
-          <w14:numSpacing xmlns:w14="http://schemas.microsoft.com/office/word/2010/wordml" w14:val="proportional"/>
-          <w14:cntxtAlts xmlns:w14="http://schemas.microsoft.com/office/word/2010/wordml"/>
-        </w:rPr>
-        <w:t xml:space="preserve">oaicite:0]</w:t>
+          <mc:AlternateContent>
+            <mc:Choice Requires="w14">
+              <w14:ligatures w14:val="standardContextual"/>
+              <w14:numForm w14:val="oldStyle"/>
+              <w14:numSpacing w14:val="proportional"/>
+              <w14:cntxtAlts/>
+            </mc:Choice>
+          </mc:AlternateContent>
+        </w:rPr>
+        <w:t xml:space="preserve"> </w:t>
+      </w:r>
+      <w:r>
+        <w:rPr>
+          <w:rFonts w:ascii="Segoe UI Emoji" w:hAnsi="Segoe UI Emoji" w:eastAsia="Segoe UI Emoji" w:cs="Segoe UI Emoji"/>
+          <mc:AlternateContent>
+            <mc:Choice Requires="w14">
+              <w14:ligatures w14:val="standardContextual"/>
+              <w14:numForm w14:val="oldStyle"/>
+              <w14:numSpacing w14:val="proportional"/>
+              <w14:cntxtAlts/>
+            </mc:Choice>
+          </mc:AlternateContent>
+        </w:rPr>
+        <w:t xml:space="preserve">→</w:t>
+      </w:r>
+      <w:r>
+        <w:rPr>
+          <mc:AlternateContent>
+            <mc:Choice Requires="w14">
+              <w14:ligatures w14:val="standardContextual"/>
+              <w14:numForm w14:val="oldStyle"/>
+              <w14:numSpacing w14:val="proportional"/>
+              <w14:cntxtAlts/>
+            </mc:Choice>
+          </mc:AlternateContent>
+        </w:rPr>
+        <w:t xml:space="preserve"> the loss oscillates or diverges entirely</w:t>
       </w:r>
     </w:p>
     <w:p>
@@ -447,16 +716,21 @@
       </w:pPr>
       <w:r>
         <w:rPr>
-          <w14:ligatures xmlns:w14="http://schemas.microsoft.com/office/word/2010/wordml" w14:val="standardContextual"/>
-          <w14:numForm xmlns:w14="http://schemas.microsoft.com/office/word/2010/wordml" w14:val="oldStyle"/>
-          <w14:numSpacing xmlns:w14="http://schemas.microsoft.com/office/word/2010/wordml" w14:val="proportional"/>
-          <w14:cntxtAlts xmlns:w14="http://schemas.microsoft.com/office/word/2010/wordml"/>
+          <mc:AlternateContent>
+            <mc:Choice Requires="w14">
+              <w14:ligatures w14:val="standardContextual"/>
+              <w14:numForm w14:val="oldStyle"/>
+              <w14:numSpacing w14:val="proportional"/>
+              <w14:cntxtAlts/>
+            </mc:Choice>
+          </mc:AlternateContent>
         </w:rPr>
         <w:t xml:space="preserve">A good default is to start around </w:t>
       </w:r>
       <w:r>
         <w:rPr>
           <w:rFonts w:ascii="Consolas" w:hAnsi="Consolas"/>
+          <w:noProof/>
           <w:sz w:val="20"/>
           <w:bdr w:val="single" w:color="auto" w:sz="4" w:space="1"/>
           <w:shd w:val="clear" w:color="auto" w:fill="auto"/>
@@ -465,10 +739,14 @@
       </w:r>
       <w:r>
         <w:rPr>
-          <w14:ligatures xmlns:w14="http://schemas.microsoft.com/office/word/2010/wordml" w14:val="standardContextual"/>
-          <w14:numForm xmlns:w14="http://schemas.microsoft.com/office/word/2010/wordml" w14:val="oldStyle"/>
-          <w14:numSpacing xmlns:w14="http://schemas.microsoft.com/office/word/2010/wordml" w14:val="proportional"/>
-          <w14:cntxtAlts xmlns:w14="http://schemas.microsoft.com/office/word/2010/wordml"/>
+          <mc:AlternateContent>
+            <mc:Choice Requires="w14">
+              <w14:ligatures w14:val="standardContextual"/>
+              <w14:numForm w14:val="oldStyle"/>
+              <w14:numSpacing w14:val="proportional"/>
+              <w14:cntxtAlts/>
+            </mc:Choice>
+          </mc:AlternateContent>
         </w:rPr>
         <w:t xml:space="preserve"> and tune from there</w:t>
       </w:r>
@@ -480,10 +758,14 @@
       <w:bookmarkStart w:name="H_variants_worth_knowing" w:id="4"/>
       <w:r>
         <w:rPr>
-          <w14:ligatures xmlns:w14="http://schemas.microsoft.com/office/word/2010/wordml" w14:val="standardContextual"/>
-          <w14:numForm xmlns:w14="http://schemas.microsoft.com/office/word/2010/wordml" w14:val="oldStyle"/>
-          <w14:numSpacing xmlns:w14="http://schemas.microsoft.com/office/word/2010/wordml" w14:val="proportional"/>
-          <w14:cntxtAlts xmlns:w14="http://schemas.microsoft.com/office/word/2010/wordml"/>
+          <mc:AlternateContent>
+            <mc:Choice Requires="w14">
+              <w14:ligatures w14:val="standardContextual"/>
+              <w14:numForm w14:val="oldStyle"/>
+              <w14:numSpacing w14:val="proportional"/>
+              <w14:cntxtAlts/>
+            </mc:Choice>
+          </mc:AlternateContent>
         </w:rPr>
         <w:t xml:space="preserve">Variants worth knowing</w:t>
       </w:r>
@@ -500,8 +782,6 @@
           <w:insideH w:val="single" w:color="D1D5DA" w:sz="6"/>
           <w:insideV w:val="single" w:color="D1D5DA" w:sz="6"/>
         </w:tblBorders>
-        <w:tblCaption w:val="Table exported from Markdown"/>
-        <w:tblDescription w:val="Table exported from Markdown by Marksmith"/>
       </w:tblPr>
       <w:tblGrid>
         <w:gridCol/>
@@ -522,11 +802,15 @@
             <w:r>
               <w:rPr>
                 <w:b/>
-                <w:color w:val="1B1F23"/>
-                <w14:ligatures xmlns:w14="http://schemas.microsoft.com/office/word/2010/wordml" w14:val="standardContextual"/>
-                <w14:numForm xmlns:w14="http://schemas.microsoft.com/office/word/2010/wordml" w14:val="oldStyle"/>
-                <w14:numSpacing xmlns:w14="http://schemas.microsoft.com/office/word/2010/wordml" w14:val="proportional"/>
-                <w14:cntxtAlts xmlns:w14="http://schemas.microsoft.com/office/word/2010/wordml"/>
+                <w:color w:val="1b1f23"/>
+                <mc:AlternateContent>
+                  <mc:Choice Requires="w14">
+                    <w14:ligatures w14:val="standardContextual"/>
+                    <w14:numForm w14:val="oldStyle"/>
+                    <w14:numSpacing w14:val="proportional"/>
+                    <w14:cntxtAlts/>
+                  </mc:Choice>
+                </mc:AlternateContent>
               </w:rPr>
               <w:t xml:space="preserve">Variant</w:t>
             </w:r>
@@ -540,11 +824,15 @@
             <w:r>
               <w:rPr>
                 <w:b/>
-                <w:color w:val="1B1F23"/>
-                <w14:ligatures xmlns:w14="http://schemas.microsoft.com/office/word/2010/wordml" w14:val="standardContextual"/>
-                <w14:numForm xmlns:w14="http://schemas.microsoft.com/office/word/2010/wordml" w14:val="oldStyle"/>
-                <w14:numSpacing xmlns:w14="http://schemas.microsoft.com/office/word/2010/wordml" w14:val="proportional"/>
-                <w14:cntxtAlts xmlns:w14="http://schemas.microsoft.com/office/word/2010/wordml"/>
+                <w:color w:val="1b1f23"/>
+                <mc:AlternateContent>
+                  <mc:Choice Requires="w14">
+                    <w14:ligatures w14:val="standardContextual"/>
+                    <w14:numForm w14:val="oldStyle"/>
+                    <w14:numSpacing w14:val="proportional"/>
+                    <w14:cntxtAlts/>
+                  </mc:Choice>
+                </mc:AlternateContent>
               </w:rPr>
               <w:t xml:space="preserve">What changes</w:t>
             </w:r>
@@ -558,11 +846,15 @@
             <w:r>
               <w:rPr>
                 <w:b/>
-                <w:color w:val="1B1F23"/>
-                <w14:ligatures xmlns:w14="http://schemas.microsoft.com/office/word/2010/wordml" w14:val="standardContextual"/>
-                <w14:numForm xmlns:w14="http://schemas.microsoft.com/office/word/2010/wordml" w14:val="oldStyle"/>
-                <w14:numSpacing xmlns:w14="http://schemas.microsoft.com/office/word/2010/wordml" w14:val="proportional"/>
-                <w14:cntxtAlts xmlns:w14="http://schemas.microsoft.com/office/word/2010/wordml"/>
+                <w:color w:val="1b1f23"/>
+                <mc:AlternateContent>
+                  <mc:Choice Requires="w14">
+                    <w14:ligatures w14:val="standardContextual"/>
+                    <w14:numForm w14:val="oldStyle"/>
+                    <w14:numSpacing w14:val="proportional"/>
+                    <w14:cntxtAlts/>
+                  </mc:Choice>
+                </mc:AlternateContent>
               </w:rPr>
               <w:t xml:space="preserve">Good for</w:t>
             </w:r>
@@ -577,10 +869,15 @@
           <w:p>
             <w:r>
               <w:rPr>
-                <w14:ligatures xmlns:w14="http://schemas.microsoft.com/office/word/2010/wordml" w14:val="standardContextual"/>
-                <w14:numForm xmlns:w14="http://schemas.microsoft.com/office/word/2010/wordml" w14:val="oldStyle"/>
-                <w14:numSpacing xmlns:w14="http://schemas.microsoft.com/office/word/2010/wordml" w14:val="proportional"/>
-                <w14:cntxtAlts xmlns:w14="http://schemas.microsoft.com/office/word/2010/wordml"/>
+                <w:color w:val="1b1f23"/>
+                <mc:AlternateContent>
+                  <mc:Choice Requires="w14">
+                    <w14:ligatures w14:val="standardContextual"/>
+                    <w14:numForm w14:val="oldStyle"/>
+                    <w14:numSpacing w14:val="proportional"/>
+                    <w14:cntxtAlts/>
+                  </mc:Choice>
+                </mc:AlternateContent>
               </w:rPr>
               <w:t xml:space="preserve">SGD</w:t>
             </w:r>
@@ -590,10 +887,15 @@
           <w:p>
             <w:r>
               <w:rPr>
-                <w14:ligatures xmlns:w14="http://schemas.microsoft.com/office/word/2010/wordml" w14:val="standardContextual"/>
-                <w14:numForm xmlns:w14="http://schemas.microsoft.com/office/word/2010/wordml" w14:val="oldStyle"/>
-                <w14:numSpacing xmlns:w14="http://schemas.microsoft.com/office/word/2010/wordml" w14:val="proportional"/>
-                <w14:cntxtAlts xmlns:w14="http://schemas.microsoft.com/office/word/2010/wordml"/>
+                <w:color w:val="1b1f23"/>
+                <mc:AlternateContent>
+                  <mc:Choice Requires="w14">
+                    <w14:ligatures w14:val="standardContextual"/>
+                    <w14:numForm w14:val="oldStyle"/>
+                    <w14:numSpacing w14:val="proportional"/>
+                    <w14:cntxtAlts/>
+                  </mc:Choice>
+                </mc:AlternateContent>
               </w:rPr>
               <w:t xml:space="preserve">one sample per step</w:t>
             </w:r>
@@ -603,10 +905,15 @@
           <w:p>
             <w:r>
               <w:rPr>
-                <w14:ligatures xmlns:w14="http://schemas.microsoft.com/office/word/2010/wordml" w14:val="standardContextual"/>
-                <w14:numForm xmlns:w14="http://schemas.microsoft.com/office/word/2010/wordml" w14:val="oldStyle"/>
-                <w14:numSpacing xmlns:w14="http://schemas.microsoft.com/office/word/2010/wordml" w14:val="proportional"/>
-                <w14:cntxtAlts xmlns:w14="http://schemas.microsoft.com/office/word/2010/wordml"/>
+                <w:color w:val="1b1f23"/>
+                <mc:AlternateContent>
+                  <mc:Choice Requires="w14">
+                    <w14:ligatures w14:val="standardContextual"/>
+                    <w14:numForm w14:val="oldStyle"/>
+                    <w14:numSpacing w14:val="proportional"/>
+                    <w14:cntxtAlts/>
+                  </mc:Choice>
+                </mc:AlternateContent>
               </w:rPr>
               <w:t xml:space="preserve">large datasets</w:t>
             </w:r>
@@ -624,10 +931,15 @@
           <w:p>
             <w:r>
               <w:rPr>
-                <w14:ligatures xmlns:w14="http://schemas.microsoft.com/office/word/2010/wordml" w14:val="standardContextual"/>
-                <w14:numForm xmlns:w14="http://schemas.microsoft.com/office/word/2010/wordml" w14:val="oldStyle"/>
-                <w14:numSpacing xmlns:w14="http://schemas.microsoft.com/office/word/2010/wordml" w14:val="proportional"/>
-                <w14:cntxtAlts xmlns:w14="http://schemas.microsoft.com/office/word/2010/wordml"/>
+                <w:color w:val="1b1f23"/>
+                <mc:AlternateContent>
+                  <mc:Choice Requires="w14">
+                    <w14:ligatures w14:val="standardContextual"/>
+                    <w14:numForm w14:val="oldStyle"/>
+                    <w14:numSpacing w14:val="proportional"/>
+                    <w14:cntxtAlts/>
+                  </mc:Choice>
+                </mc:AlternateContent>
               </w:rPr>
               <w:t xml:space="preserve">Momentum</w:t>
             </w:r>
@@ -640,10 +952,15 @@
           <w:p>
             <w:r>
               <w:rPr>
-                <w14:ligatures xmlns:w14="http://schemas.microsoft.com/office/word/2010/wordml" w14:val="standardContextual"/>
-                <w14:numForm xmlns:w14="http://schemas.microsoft.com/office/word/2010/wordml" w14:val="oldStyle"/>
-                <w14:numSpacing xmlns:w14="http://schemas.microsoft.com/office/word/2010/wordml" w14:val="proportional"/>
-                <w14:cntxtAlts xmlns:w14="http://schemas.microsoft.com/office/word/2010/wordml"/>
+                <w:color w:val="1b1f23"/>
+                <mc:AlternateContent>
+                  <mc:Choice Requires="w14">
+                    <w14:ligatures w14:val="standardContextual"/>
+                    <w14:numForm w14:val="oldStyle"/>
+                    <w14:numSpacing w14:val="proportional"/>
+                    <w14:cntxtAlts/>
+                  </mc:Choice>
+                </mc:AlternateContent>
               </w:rPr>
               <w:t xml:space="preserve">accumulates past gradients</w:t>
             </w:r>
@@ -656,10 +973,15 @@
           <w:p>
             <w:r>
               <w:rPr>
-                <w14:ligatures xmlns:w14="http://schemas.microsoft.com/office/word/2010/wordml" w14:val="standardContextual"/>
-                <w14:numForm xmlns:w14="http://schemas.microsoft.com/office/word/2010/wordml" w14:val="oldStyle"/>
-                <w14:numSpacing xmlns:w14="http://schemas.microsoft.com/office/word/2010/wordml" w14:val="proportional"/>
-                <w14:cntxtAlts xmlns:w14="http://schemas.microsoft.com/office/word/2010/wordml"/>
+                <w:color w:val="1b1f23"/>
+                <mc:AlternateContent>
+                  <mc:Choice Requires="w14">
+                    <w14:ligatures w14:val="standardContextual"/>
+                    <w14:numForm w14:val="oldStyle"/>
+                    <w14:numSpacing w14:val="proportional"/>
+                    <w14:cntxtAlts/>
+                  </mc:Choice>
+                </mc:AlternateContent>
               </w:rPr>
               <w:t xml:space="preserve">ravines / plateaus</w:t>
             </w:r>
@@ -674,10 +996,15 @@
           <w:p>
             <w:r>
               <w:rPr>
-                <w14:ligatures xmlns:w14="http://schemas.microsoft.com/office/word/2010/wordml" w14:val="standardContextual"/>
-                <w14:numForm xmlns:w14="http://schemas.microsoft.com/office/word/2010/wordml" w14:val="oldStyle"/>
-                <w14:numSpacing xmlns:w14="http://schemas.microsoft.com/office/word/2010/wordml" w14:val="proportional"/>
-                <w14:cntxtAlts xmlns:w14="http://schemas.microsoft.com/office/word/2010/wordml"/>
+                <w:color w:val="1b1f23"/>
+                <mc:AlternateContent>
+                  <mc:Choice Requires="w14">
+                    <w14:ligatures w14:val="standardContextual"/>
+                    <w14:numForm w14:val="oldStyle"/>
+                    <w14:numSpacing w14:val="proportional"/>
+                    <w14:cntxtAlts/>
+                  </mc:Choice>
+                </mc:AlternateContent>
               </w:rPr>
               <w:t xml:space="preserve">Adam</w:t>
             </w:r>
@@ -687,10 +1014,15 @@
           <w:p>
             <w:r>
               <w:rPr>
-                <w14:ligatures xmlns:w14="http://schemas.microsoft.com/office/word/2010/wordml" w14:val="standardContextual"/>
-                <w14:numForm xmlns:w14="http://schemas.microsoft.com/office/word/2010/wordml" w14:val="oldStyle"/>
-                <w14:numSpacing xmlns:w14="http://schemas.microsoft.com/office/word/2010/wordml" w14:val="proportional"/>
-                <w14:cntxtAlts xmlns:w14="http://schemas.microsoft.com/office/word/2010/wordml"/>
+                <w:color w:val="1b1f23"/>
+                <mc:AlternateContent>
+                  <mc:Choice Requires="w14">
+                    <w14:ligatures w14:val="standardContextual"/>
+                    <w14:numForm w14:val="oldStyle"/>
+                    <w14:numSpacing w14:val="proportional"/>
+                    <w14:cntxtAlts/>
+                  </mc:Choice>
+                </mc:AlternateContent>
               </w:rPr>
               <w:t xml:space="preserve">per-parameter adaptive rates</w:t>
             </w:r>
@@ -700,10 +1032,15 @@
           <w:p>
             <w:r>
               <w:rPr>
-                <w14:ligatures xmlns:w14="http://schemas.microsoft.com/office/word/2010/wordml" w14:val="standardContextual"/>
-                <w14:numForm xmlns:w14="http://schemas.microsoft.com/office/word/2010/wordml" w14:val="oldStyle"/>
-                <w14:numSpacing xmlns:w14="http://schemas.microsoft.com/office/word/2010/wordml" w14:val="proportional"/>
-                <w14:cntxtAlts xmlns:w14="http://schemas.microsoft.com/office/word/2010/wordml"/>
+                <w:color w:val="1b1f23"/>
+                <mc:AlternateContent>
+                  <mc:Choice Requires="w14">
+                    <w14:ligatures w14:val="standardContextual"/>
+                    <w14:numForm w14:val="oldStyle"/>
+                    <w14:numSpacing w14:val="proportional"/>
+                    <w14:cntxtAlts/>
+                  </mc:Choice>
+                </mc:AlternateContent>
               </w:rPr>
               <w:t xml:space="preserve">most deep-learning defaults</w:t>
             </w:r>
@@ -714,25 +1051,11 @@
     <w:p>
       <w:pPr>
         <w:spacing w:before="0" w:after="0"/>
-        <w:rPr>
-          <w:sz w:val="8"/>
-        </w:rPr>
-      </w:pPr>
-    </w:p>
-    <w:p>
-      <w:r>
-        <w:rPr>
-          <w14:ligatures xmlns:w14="http://schemas.microsoft.com/office/word/2010/wordml" w14:val="standardContextual"/>
-          <w14:numForm xmlns:w14="http://schemas.microsoft.com/office/word/2010/wordml" w14:val="oldStyle"/>
-          <w14:numSpacing xmlns:w14="http://schemas.microsoft.com/office/word/2010/wordml" w14:val="proportional"/>
-          <w14:cntxtAlts xmlns:w14="http://schemas.microsoft.com/office/word/2010/wordml"/>
-        </w:rPr>
-        <w:t xml:space="preserve">ChatGPT can make mistakes. Check important info.</w:t>
-      </w:r>
+      </w:pPr>
     </w:p>
     <w:sectPr>
-      <w:headerReference xmlns:r="http://schemas.openxmlformats.org/officeDocument/2006/relationships" w:type="default" r:id="Rf2b1fa0a84e14443"/>
-      <w:footerReference xmlns:r="http://schemas.openxmlformats.org/officeDocument/2006/relationships" w:type="default" r:id="R995de2d7de334c79"/>
+      <w:headerReference xmlns:r="http://schemas.openxmlformats.org/officeDocument/2006/relationships" w:type="default" r:id="R870cb678ec374ad3"/>
+      <w:footerReference xmlns:r="http://schemas.openxmlformats.org/officeDocument/2006/relationships" w:type="default" r:id="R2c3c9ff3db834a66"/>
       <w:pgSz w:w="11906" w:h="16838"/>
       <w:pgMar w:top="1440" w:right="1440" w:bottom="1440" w:left="1440" w:header="576" w:footer="576" w:gutter="0"/>
       <w:pgBorders w:display="allPages" w:offsetFrom="page">
@@ -790,7 +1113,7 @@
         <w:color w:val="808080"/>
         <w:sz w:val="16"/>
       </w:rPr>
-      <w:t xml:space="preserve">  ·  Marksmith</w:t>
+      <w:t xml:space="preserve">  ·  MarkSmith</w:t>
     </w:r>
   </w:p>
 </w:ftr>
@@ -1000,8 +1323,8 @@
   <w:docDefaults>
     <w:rPrDefault>
       <w:rPr>
-        <w:rFonts w:ascii="Calibri" w:hAnsi="Calibri"/>
-        <w:color w:val="1B1F23"/>
+        <w:rFonts w:ascii="-apple-system-body, ui-sans-serif, -apple-system, &quot;system-ui&quot;, &quot;Segoe UI&quot;, Helvetica, &quot;Apple Color Emoji&quot;, Arial, &quot;sans-serif&quot;, &quot;Segoe UI Emoji&quot;, &quot;Segoe UI Symbol&quot;" w:hAnsi="-apple-system-body, ui-sans-serif, -apple-system, &quot;system-ui&quot;, &quot;Segoe UI&quot;, Helvetica, &quot;Apple Color Emoji&quot;, Arial, &quot;sans-serif&quot;, &quot;Segoe UI Emoji&quot;, &quot;Segoe UI Symbol&quot;" w:eastAsia="-apple-system-body, ui-sans-serif, -apple-system, &quot;system-ui&quot;, &quot;Segoe UI&quot;, Helvetica, &quot;Apple Color Emoji&quot;, Arial, &quot;sans-serif&quot;, &quot;Segoe UI Emoji&quot;, &quot;Segoe UI Symbol&quot;" w:cs="-apple-system-body, ui-sans-serif, -apple-system, &quot;system-ui&quot;, &quot;Segoe UI&quot;, Helvetica, &quot;Apple Color Emoji&quot;, Arial, &quot;sans-serif&quot;, &quot;Segoe UI Emoji&quot;, &quot;Segoe UI Symbol&quot;"/>
+        <w:color w:val="1b1f23"/>
         <w:kern w:val="16"/>
         <w:sz w:val="22"/>
         <w:szCs w:val="22"/>
@@ -1053,7 +1376,7 @@
     </w:pPr>
     <w:rPr>
       <w:b/>
-      <w:color w:val="000000"/>
+      <w:color w:val="090B0C"/>
       <w:sz w:val="32"/>
       <w:szCs w:val="32"/>
     </w:rPr>
@@ -1070,7 +1393,7 @@
     </w:pPr>
     <w:rPr>
       <w:b/>
-      <w:color w:val="000000"/>
+      <w:color w:val="121417"/>
       <w:sz w:val="28"/>
       <w:szCs w:val="28"/>
     </w:rPr>
@@ -1087,7 +1410,7 @@
     </w:pPr>
     <w:rPr>
       <w:b/>
-      <w:color w:val="000000"/>
+      <w:color w:val="1b1f23"/>
       <w:sz w:val="24"/>
       <w:szCs w:val="24"/>
     </w:rPr>
@@ -1104,7 +1427,7 @@
     </w:pPr>
     <w:rPr>
       <w:b/>
-      <w:color w:val="000000"/>
+      <w:color w:val="1b1f23"/>
       <w:sz w:val="22"/>
       <w:szCs w:val="22"/>
     </w:rPr>
@@ -1133,5 +1456,58 @@
       <w:u w:val="single"/>
     </w:rPr>
   </w:style>
+  <w:style w:type="paragraph" w:styleId="TOC1">
+    <w:name w:val="toc 1"/>
+    <w:basedOn w:val="Normal"/>
+    <w:rPr>
+      <w:color w:val="1b1f23"/>
+    </w:rPr>
+  </w:style>
+  <w:style w:type="paragraph" w:styleId="TOC2">
+    <w:name w:val="toc 2"/>
+    <w:basedOn w:val="Normal"/>
+    <w:rPr>
+      <w:color w:val="1b1f23"/>
+    </w:rPr>
+  </w:style>
+  <w:style w:type="paragraph" w:styleId="TOC3">
+    <w:name w:val="toc 3"/>
+    <w:basedOn w:val="Normal"/>
+    <w:rPr>
+      <w:color w:val="1b1f23"/>
+    </w:rPr>
+  </w:style>
 </w:styles>
+</file>
+
+<file path=customXml/item.xml><?xml version="1.0" encoding="utf-8"?>
+<marksmithSource schema="marksmith-source-v1" version="1.0.0.0" exportedUtc="2026-08-29T17:13:50.1216465Z" theme="GitHub Light" mermaidMode="1">
+  <markdown><![CDATA[# Understanding Gradient Descent
+Great question! Here's a clear walkthrough of how gradient descent actually works .
+**The core idea:** we want to minimise a loss function $ L(\theta) $ by repeatedly stepping in the
+direction that reduces it fastest — the negative gradient. Each update looks like:
+$$
+ \theta_{t+1} = \theta_t - \eta \, \nabla_\theta L(\theta_t) 
+$$
+where $ \eta $ is the **learning rate**.
+## A minimal implementation
+```python
+import numpy as np
+def gradient_descent(grad, theta, lr=0.1, steps=100):
+    for _ in range(steps):
+        theta = theta - lr * grad(theta)
+    return theta
+```
+Copy code
+## Choosing the learning rate 
+- Too **small** → training crawls and may never converge in reasonable time
+- Too **large** → the loss oscillates or diverges entirely 
+- A good default is to start around `1e-3` and tune from there
+## Variants worth knowing
+| Variant | What changes | Good for |
+| --- | --- | --- |
+| SGD | one sample per step | large datasets |
+| Momentum | accumulates past gradients | ravines / plateaus |
+| Adam | per-parameter adaptive rates | most deep-learning defaults |]]></markdown>
+</marksmithSource>
 </file>
--- a/examples/chatgpt-export.docx
+++ b/examples/chatgpt-export.docx
@@ -1054,8 +1054,8 @@
       </w:pPr>
     </w:p>
     <w:sectPr>
-      <w:headerReference xmlns:r="http://schemas.openxmlformats.org/officeDocument/2006/relationships" w:type="default" r:id="R870cb678ec374ad3"/>
-      <w:footerReference xmlns:r="http://schemas.openxmlformats.org/officeDocument/2006/relationships" w:type="default" r:id="R2c3c9ff3db834a66"/>
+      <w:headerReference xmlns:r="http://schemas.openxmlformats.org/officeDocument/2006/relationships" w:type="default" r:id="Rc8c9bddec3264fa4"/>
+      <w:footerReference xmlns:r="http://schemas.openxmlformats.org/officeDocument/2006/relationships" w:type="default" r:id="R0fe39ba4f3c54a0d"/>
       <w:pgSz w:w="11906" w:h="16838"/>
       <w:pgMar w:top="1440" w:right="1440" w:bottom="1440" w:left="1440" w:header="576" w:footer="576" w:gutter="0"/>
       <w:pgBorders w:display="allPages" w:offsetFrom="page">
@@ -1481,7 +1481,7 @@
 </file>
 
 <file path=customXml/item.xml><?xml version="1.0" encoding="utf-8"?>
-<marksmithSource schema="marksmith-source-v1" version="1.0.0.0" exportedUtc="2026-08-29T17:13:50.1216465Z" theme="GitHub Light" mermaidMode="1">
+<marksmithSource schema="marksmith-source-v1" version="1.0.0.0" exportedUtc="2026-08-29T17:55:11.7762722Z" theme="GitHub Light" mermaidMode="1">
   <markdown><![CDATA[# Understanding Gradient Descent
 Great question! Here's a clear walkthrough of how gradient descent actually works .
 **The core idea:** we want to minimise a loss function $ L(\theta) $ by repeatedly stepping in the

--- a/examples/chatgpt-export.docx
+++ b/examples/chatgpt-export.docx
@@ -152,7 +152,7 @@
             </mc:Choice>
           </mc:AlternateContent>
         </w:rPr>
-        <w:t xml:space="preserve">direction that reduces it fastest - the negative gradient. Each update looks like:</w:t>
+        <w:t xml:space="preserve">direction that reduces it fastest — the negative gradient. Each update looks like:</w:t>
       </w:r>
     </w:p>
     <w:p>
@@ -1054,16 +1054,10 @@
       </w:pPr>
     </w:p>
     <w:sectPr>
-      <w:headerReference xmlns:r="http://schemas.openxmlformats.org/officeDocument/2006/relationships" w:type="default" r:id="Rc8c9bddec3264fa4"/>
-      <w:footerReference xmlns:r="http://schemas.openxmlformats.org/officeDocument/2006/relationships" w:type="default" r:id="R0fe39ba4f3c54a0d"/>
+      <w:headerReference xmlns:r="http://schemas.openxmlformats.org/officeDocument/2006/relationships" w:type="default" r:id="R239e6f9aeee74201"/>
+      <w:footerReference xmlns:r="http://schemas.openxmlformats.org/officeDocument/2006/relationships" w:type="default" r:id="Rcbefc4144fd440e1"/>
       <w:pgSz w:w="11906" w:h="16838"/>
       <w:pgMar w:top="1440" w:right="1440" w:bottom="1440" w:left="1440" w:header="576" w:footer="576" w:gutter="0"/>
-      <w:pgBorders w:display="allPages" w:offsetFrom="page">
-        <w:top w:val="single" w:color="D1D5DA" w:sz="8" w:space="24"/>
-        <w:left w:val="single" w:color="D1D5DA" w:sz="8" w:space="24"/>
-        <w:bottom w:val="single" w:color="D1D5DA" w:sz="8" w:space="24"/>
-        <w:right w:val="single" w:color="D1D5DA" w:sz="8" w:space="24"/>
-      </w:pgBorders>
     </w:sectPr>
   </w:body>
 </w:document>
@@ -1323,7 +1317,7 @@
   <w:docDefaults>
     <w:rPrDefault>
       <w:rPr>
-        <w:rFonts w:ascii="-apple-system-body, ui-sans-serif, -apple-system, &quot;system-ui&quot;, &quot;Segoe UI&quot;, Helvetica, &quot;Apple Color Emoji&quot;, Arial, &quot;sans-serif&quot;, &quot;Segoe UI Emoji&quot;, &quot;Segoe UI Symbol&quot;" w:hAnsi="-apple-system-body, ui-sans-serif, -apple-system, &quot;system-ui&quot;, &quot;Segoe UI&quot;, Helvetica, &quot;Apple Color Emoji&quot;, Arial, &quot;sans-serif&quot;, &quot;Segoe UI Emoji&quot;, &quot;Segoe UI Symbol&quot;" w:eastAsia="-apple-system-body, ui-sans-serif, -apple-system, &quot;system-ui&quot;, &quot;Segoe UI&quot;, Helvetica, &quot;Apple Color Emoji&quot;, Arial, &quot;sans-serif&quot;, &quot;Segoe UI Emoji&quot;, &quot;Segoe UI Symbol&quot;" w:cs="-apple-system-body, ui-sans-serif, -apple-system, &quot;system-ui&quot;, &quot;Segoe UI&quot;, Helvetica, &quot;Apple Color Emoji&quot;, Arial, &quot;sans-serif&quot;, &quot;Segoe UI Emoji&quot;, &quot;Segoe UI Symbol&quot;"/>
+        <w:rFonts w:ascii="Segoe UI Variable" w:hAnsi="Segoe UI Variable" w:eastAsia="Segoe UI Variable" w:cs="Segoe UI Variable"/>
         <w:color w:val="1b1f23"/>
         <w:kern w:val="16"/>
         <w:sz w:val="22"/>
@@ -1481,7 +1475,7 @@
 </file>
 
 <file path=customXml/item.xml><?xml version="1.0" encoding="utf-8"?>
-<marksmithSource schema="marksmith-source-v1" version="1.0.0.0" exportedUtc="2026-08-29T17:55:11.7762722Z" theme="GitHub Light" mermaidMode="1">
+<marksmithSource schema="marksmith-source-v1" version="1.0.0.0" exportedUtc="2026-08-30T02:47:02.5103598Z" theme="GitHub Light" mermaidMode="1">
   <markdown><![CDATA[# Understanding Gradient Descent
 Great question! Here's a clear walkthrough of how gradient descent actually works .
 **The core idea:** we want to minimise a loss function $ L(\theta) $ by repeatedly stepping in the
